--- a/DOCUMENTATION/DISSERTATION/PFUMA_INGCEBO - Project Documentation.docx
+++ b/DOCUMENTATION/DISSERTATION/PFUMA_INGCEBO - Project Documentation.docx
@@ -3392,6 +3392,59 @@
     <w:p/>
     <w:p>
       <w:pPr>
+        <w:ind w:firstLine="0"/>
+        <w:jc w:val="center"/>
+      </w:pPr>
+      <w:r>
+        <w:drawing>
+          <wp:inline xmlns:a="http://schemas.openxmlformats.org/drawingml/2006/main" xmlns:pic="http://schemas.openxmlformats.org/drawingml/2006/picture">
+            <wp:extent cx="5303520" cy="3760678"/>
+            <wp:docPr id="2" name="Picture 2"/>
+            <wp:cNvGraphicFramePr>
+              <a:graphicFrameLocks noChangeAspect="1"/>
+            </wp:cNvGraphicFramePr>
+            <a:graphic>
+              <a:graphicData uri="http://schemas.openxmlformats.org/drawingml/2006/picture">
+                <pic:pic>
+                  <pic:nvPicPr>
+                    <pic:cNvPr id="0" name="fig_3_3_entity_relationship.png"/>
+                    <pic:cNvPicPr/>
+                  </pic:nvPicPr>
+                  <pic:blipFill>
+                    <a:blip r:embed="rId13"/>
+                    <a:stretch>
+                      <a:fillRect/>
+                    </a:stretch>
+                  </pic:blipFill>
+                  <pic:spPr>
+                    <a:xfrm>
+                      <a:off x="0" y="0"/>
+                      <a:ext cx="5303520" cy="3760678"/>
+                    </a:xfrm>
+                    <a:prstGeom prst="rect"/>
+                  </pic:spPr>
+                </pic:pic>
+              </a:graphicData>
+            </a:graphic>
+          </wp:inline>
+        </w:drawing>
+      </w:r>
+    </w:p>
+    <w:p>
+      <w:pPr>
+        <w:pStyle w:val="FigureCaption"/>
+      </w:pPr>
+      <w:r>
+        <w:rPr>
+          <w:rFonts w:ascii="Times New Roman" w:hAnsi="Times New Roman"/>
+          <w:sz w:val="22"/>
+        </w:rPr>
+        <w:t>Figure 3.3: Simplified entity-relationship diagram</w:t>
+      </w:r>
+    </w:p>
+    <w:p/>
+    <w:p>
+      <w:pPr>
         <w:pStyle w:val="Heading3"/>
       </w:pPr>
       <w:r>
@@ -3404,7 +3457,7 @@
         <w:jc w:val="both"/>
       </w:pPr>
       <w:r>
-        <w:t>Every authenticated request carries a JSON Web Token issued at login or registration, naming the requesting user's identifier and role; the server resolves the current user from that token on every request rather than trusting a role value the client might send. Data scoping follows from the same mechanism: a farmer's query for animals is always filtered to rows the farmer owns, and a police officer's or veterinary practitioner's oversight queries are scoped to their assigned province or district unless their officer_tier column is set to national, which is an administrator-assigned distinction a user cannot grant themself. The Admin role is deliberately undiscoverable: a protected route requested by a non-administrator returns the same not-found response a route that genuinely does not exist would return, rather than a forbidden response that would confirm the route exists.</w:t>
+        <w:t>Every authenticated request carries a JSON Web Token issued at login or registration, naming the requesting user's identifier and role; the server resolves the current user from that token on every request rather than trusting a role value the client might send. Data scoping follows from the same mechanism: a farmer's query for animals is always filtered to rows the farmer owns, and a police officer's or veterinary practitioner's oversight queries are scoped to their assigned province or district unless their officer_tier column is set to national, which is an administrator-assigned distinction a user cannot grant themself. The Admin role is deliberately undiscoverable: a protected route requested by a non-administrator returns the same not-found response a route that genuinely does not exist would return, rather than a forbidden response that would confirm the route exists. A newly registered account carries a verification_status of pending and is queued for a Police officer, or, for a Veterinarian applicant, an already-verified peer, to resolve to verified or rejected before the account is treated as fully trusted elsewhere in the platform — the same pending-to-resolved pattern described fully in 3.3.5 and shown in Figure 3.2.</w:t>
       </w:r>
     </w:p>
     <w:p>
@@ -3424,6 +3477,68 @@
         <w:t>A marketplace listing carries a status of pending_clearance, available, sold or withdrawn. A listing created against a registered animal starts as pending_clearance and is excluded from the public listings query, which filters strictly on status equals available, until a police officer resolves a linked sale_clearances row to cleared. That row digitises the Zimbabwe Republic Police's own paper Form 392 Livestock Clearance Certificate field for field, including an optional traditional-authority attestation by a village head or chief for communal-area sales, and a separate movement_permits table digitising the Department of Veterinary Services' Form V27 for a cross-district move. Unlike a sale clearance, a movement permit is issued by a veterinary practitioner rather than a police officer, requiring the vet's professional rank, VEA, AHI or GVO, and an uploaded signature before the permit number is generated, matching the paper form's own requirement that nothing is authorised until that line is signed. A sale arranged off the platform, for example between neighbours, is additionally supported through a short transfer code a seller generates and a buyer redeems, which moves ownership and the animal's full history the same way an ordinary marketplace sale does.</w:t>
       </w:r>
     </w:p>
+    <w:p>
+      <w:pPr>
+        <w:ind w:firstLine="720"/>
+        <w:jc w:val="both"/>
+      </w:pPr>
+      <w:r>
+        <w:t>The clearance itself follows a single pattern reused four times across the platform, shown in Figure 3.2: an action is created and immediately held pending, an authority reviews it, and it is then either released, becoming visible or effective, or rejected and kept hidden. The same shape governs a new account's signup verification (3.3.4), a movement permit (above), and an outbreak report before it broadcasts (3.3.8) — it is one mechanism applied four times, not four separate ones.</w:t>
+      </w:r>
+    </w:p>
+    <w:p>
+      <w:pPr>
+        <w:ind w:firstLine="0"/>
+        <w:jc w:val="center"/>
+      </w:pPr>
+      <w:r>
+        <w:drawing>
+          <wp:inline xmlns:a="http://schemas.openxmlformats.org/drawingml/2006/main" xmlns:pic="http://schemas.openxmlformats.org/drawingml/2006/picture">
+            <wp:extent cx="5303520" cy="2024980"/>
+            <wp:docPr id="3" name="Picture 3"/>
+            <wp:cNvGraphicFramePr>
+              <a:graphicFrameLocks noChangeAspect="1"/>
+            </wp:cNvGraphicFramePr>
+            <a:graphic>
+              <a:graphicData uri="http://schemas.openxmlformats.org/drawingml/2006/picture">
+                <pic:pic>
+                  <pic:nvPicPr>
+                    <pic:cNvPr id="0" name="fig_3_2_verification_pattern.png"/>
+                    <pic:cNvPicPr/>
+                  </pic:nvPicPr>
+                  <pic:blipFill>
+                    <a:blip r:embed="rId14"/>
+                    <a:stretch>
+                      <a:fillRect/>
+                    </a:stretch>
+                  </pic:blipFill>
+                  <pic:spPr>
+                    <a:xfrm>
+                      <a:off x="0" y="0"/>
+                      <a:ext cx="5303520" cy="2024980"/>
+                    </a:xfrm>
+                    <a:prstGeom prst="rect"/>
+                  </pic:spPr>
+                </pic:pic>
+              </a:graphicData>
+            </a:graphic>
+          </wp:inline>
+        </w:drawing>
+      </w:r>
+    </w:p>
+    <w:p>
+      <w:pPr>
+        <w:pStyle w:val="FigureCaption"/>
+      </w:pPr>
+      <w:r>
+        <w:rPr>
+          <w:rFonts w:ascii="Times New Roman" w:hAnsi="Times New Roman"/>
+          <w:sz w:val="22"/>
+        </w:rPr>
+        <w:t>Figure 3.2: The shared verification-gate state pattern</w:t>
+      </w:r>
+    </w:p>
+    <w:p/>
     <w:p>
       <w:pPr>
         <w:pStyle w:val="Heading3"/>
@@ -4342,6 +4457,242 @@
                 <w:b w:val="0"/>
                 <w:sz w:val="22"/>
               </w:rPr>
+              <w:t>Signup verification</w:t>
+            </w:r>
+          </w:p>
+        </w:tc>
+        <w:tc>
+          <w:tcPr>
+            <w:tcW w:type="dxa" w:w="2880"/>
+          </w:tcPr>
+          <w:p>
+            <w:pPr>
+              <w:spacing w:line="240" w:lineRule="auto" w:after="0"/>
+              <w:ind w:firstLine="0"/>
+            </w:pPr>
+            <w:r>
+              <w:rPr>
+                <w:rFonts w:ascii="Times New Roman" w:hAnsi="Times New Roman"/>
+                <w:b w:val="0"/>
+                <w:sz w:val="22"/>
+              </w:rPr>
+              <w:t>Register a new Farmer account; confirm it appears in the Police pending queue; verify it</w:t>
+            </w:r>
+          </w:p>
+        </w:tc>
+        <w:tc>
+          <w:tcPr>
+            <w:tcW w:type="dxa" w:w="2880"/>
+          </w:tcPr>
+          <w:p>
+            <w:pPr>
+              <w:spacing w:line="240" w:lineRule="auto" w:after="0"/>
+              <w:ind w:firstLine="0"/>
+            </w:pPr>
+            <w:r>
+              <w:rPr>
+                <w:rFonts w:ascii="Times New Roman" w:hAnsi="Times New Roman"/>
+                <w:b w:val="0"/>
+                <w:sz w:val="22"/>
+              </w:rPr>
+              <w:t>Appeared correctly in the queue; verification changed its status and the account could then log in fully verified</w:t>
+            </w:r>
+          </w:p>
+        </w:tc>
+      </w:tr>
+      <w:tr>
+        <w:tc>
+          <w:tcPr>
+            <w:tcW w:type="dxa" w:w="2880"/>
+          </w:tcPr>
+          <w:p>
+            <w:pPr>
+              <w:spacing w:line="240" w:lineRule="auto" w:after="0"/>
+              <w:ind w:firstLine="0"/>
+            </w:pPr>
+            <w:r>
+              <w:rPr>
+                <w:rFonts w:ascii="Times New Roman" w:hAnsi="Times New Roman"/>
+                <w:b w:val="0"/>
+                <w:sz w:val="22"/>
+              </w:rPr>
+              <w:t>Marketplace bidding</w:t>
+            </w:r>
+          </w:p>
+        </w:tc>
+        <w:tc>
+          <w:tcPr>
+            <w:tcW w:type="dxa" w:w="2880"/>
+          </w:tcPr>
+          <w:p>
+            <w:pPr>
+              <w:spacing w:line="240" w:lineRule="auto" w:after="0"/>
+              <w:ind w:firstLine="0"/>
+            </w:pPr>
+            <w:r>
+              <w:rPr>
+                <w:rFonts w:ascii="Times New Roman" w:hAnsi="Times New Roman"/>
+                <w:b w:val="0"/>
+                <w:sz w:val="22"/>
+              </w:rPr>
+              <w:t>Place a bid as a Buyer on a feed listing; accept it as the seller</w:t>
+            </w:r>
+          </w:p>
+        </w:tc>
+        <w:tc>
+          <w:tcPr>
+            <w:tcW w:type="dxa" w:w="2880"/>
+          </w:tcPr>
+          <w:p>
+            <w:pPr>
+              <w:spacing w:line="240" w:lineRule="auto" w:after="0"/>
+              <w:ind w:firstLine="0"/>
+            </w:pPr>
+            <w:r>
+              <w:rPr>
+                <w:rFonts w:ascii="Times New Roman" w:hAnsi="Times New Roman"/>
+                <w:b w:val="0"/>
+                <w:sz w:val="22"/>
+              </w:rPr>
+              <w:t>Bid recorded and visible to the seller; accepting it marked the listing sold</w:t>
+            </w:r>
+          </w:p>
+        </w:tc>
+      </w:tr>
+      <w:tr>
+        <w:tc>
+          <w:tcPr>
+            <w:tcW w:type="dxa" w:w="2880"/>
+          </w:tcPr>
+          <w:p>
+            <w:pPr>
+              <w:spacing w:line="240" w:lineRule="auto" w:after="0"/>
+              <w:ind w:firstLine="0"/>
+            </w:pPr>
+            <w:r>
+              <w:rPr>
+                <w:rFonts w:ascii="Times New Roman" w:hAnsi="Times New Roman"/>
+                <w:b w:val="0"/>
+                <w:sz w:val="22"/>
+              </w:rPr>
+              <w:t>Supplier order fulfilment</w:t>
+            </w:r>
+          </w:p>
+        </w:tc>
+        <w:tc>
+          <w:tcPr>
+            <w:tcW w:type="dxa" w:w="2880"/>
+          </w:tcPr>
+          <w:p>
+            <w:pPr>
+              <w:spacing w:line="240" w:lineRule="auto" w:after="0"/>
+              <w:ind w:firstLine="0"/>
+            </w:pPr>
+            <w:r>
+              <w:rPr>
+                <w:rFonts w:ascii="Times New Roman" w:hAnsi="Times New Roman"/>
+                <w:b w:val="0"/>
+                <w:sz w:val="22"/>
+              </w:rPr>
+              <w:t>List a medicine item as a Supplier; order it as a Farmer; dispatch and deliver it as the Supplier</w:t>
+            </w:r>
+          </w:p>
+        </w:tc>
+        <w:tc>
+          <w:tcPr>
+            <w:tcW w:type="dxa" w:w="2880"/>
+          </w:tcPr>
+          <w:p>
+            <w:pPr>
+              <w:spacing w:line="240" w:lineRule="auto" w:after="0"/>
+              <w:ind w:firstLine="0"/>
+            </w:pPr>
+            <w:r>
+              <w:rPr>
+                <w:rFonts w:ascii="Times New Roman" w:hAnsi="Times New Roman"/>
+                <w:b w:val="0"/>
+                <w:sz w:val="22"/>
+              </w:rPr>
+              <w:t>Full lifecycle completed; both dispatch and delivery are confirmed by the Supplier, not the ordering Farmer, which the endpoint enforces by role rather than by who placed the order</w:t>
+            </w:r>
+          </w:p>
+        </w:tc>
+      </w:tr>
+      <w:tr>
+        <w:tc>
+          <w:tcPr>
+            <w:tcW w:type="dxa" w:w="2880"/>
+          </w:tcPr>
+          <w:p>
+            <w:pPr>
+              <w:spacing w:line="240" w:lineRule="auto" w:after="0"/>
+              <w:ind w:firstLine="0"/>
+            </w:pPr>
+            <w:r>
+              <w:rPr>
+                <w:rFonts w:ascii="Times New Roman" w:hAnsi="Times New Roman"/>
+                <w:b w:val="0"/>
+                <w:sz w:val="22"/>
+              </w:rPr>
+              <w:t>Off-platform animal transfer</w:t>
+            </w:r>
+          </w:p>
+        </w:tc>
+        <w:tc>
+          <w:tcPr>
+            <w:tcW w:type="dxa" w:w="2880"/>
+          </w:tcPr>
+          <w:p>
+            <w:pPr>
+              <w:spacing w:line="240" w:lineRule="auto" w:after="0"/>
+              <w:ind w:firstLine="0"/>
+            </w:pPr>
+            <w:r>
+              <w:rPr>
+                <w:rFonts w:ascii="Times New Roman" w:hAnsi="Times New Roman"/>
+                <w:b w:val="0"/>
+                <w:sz w:val="22"/>
+              </w:rPr>
+              <w:t>Generate a transfer code for an animal as its owner; redeem the code as a different Farmer account</w:t>
+            </w:r>
+          </w:p>
+        </w:tc>
+        <w:tc>
+          <w:tcPr>
+            <w:tcW w:type="dxa" w:w="2880"/>
+          </w:tcPr>
+          <w:p>
+            <w:pPr>
+              <w:spacing w:line="240" w:lineRule="auto" w:after="0"/>
+              <w:ind w:firstLine="0"/>
+            </w:pPr>
+            <w:r>
+              <w:rPr>
+                <w:rFonts w:ascii="Times New Roman" w:hAnsi="Times New Roman"/>
+                <w:b w:val="0"/>
+                <w:sz w:val="22"/>
+              </w:rPr>
+              <w:t>Code generated, redeemed successfully, and ownership together with the animal's full history moved to the new owner</w:t>
+            </w:r>
+          </w:p>
+        </w:tc>
+      </w:tr>
+      <w:tr>
+        <w:tc>
+          <w:tcPr>
+            <w:tcW w:type="dxa" w:w="2880"/>
+          </w:tcPr>
+          <w:p>
+            <w:pPr>
+              <w:spacing w:line="240" w:lineRule="auto" w:after="0"/>
+              <w:ind w:firstLine="0"/>
+            </w:pPr>
+            <w:r>
+              <w:rPr>
+                <w:rFonts w:ascii="Times New Roman" w:hAnsi="Times New Roman"/>
+                <w:b w:val="0"/>
+                <w:sz w:val="22"/>
+              </w:rPr>
               <w:t>Market-rate scan</w:t>
             </w:r>
           </w:p>
@@ -4401,7 +4752,7 @@
                 <w:b w:val="0"/>
                 <w:sz w:val="22"/>
               </w:rPr>
-              <w:t>Web application</w:t>
+              <w:t>Web application (browser)</w:t>
             </w:r>
           </w:p>
         </w:tc>
@@ -4420,7 +4771,7 @@
                 <w:b w:val="0"/>
                 <w:sz w:val="22"/>
               </w:rPr>
-              <w:t>Load the web application and log in through it</w:t>
+              <w:t>Load the web application in a real browser session, log in, and navigate its pages</w:t>
             </w:r>
           </w:p>
         </w:tc>
@@ -4439,7 +4790,66 @@
                 <w:b w:val="0"/>
                 <w:sz w:val="22"/>
               </w:rPr>
-              <w:t>Loaded and authenticated correctly; verified in an earlier session against the same backend</w:t>
+              <w:t>Logged in correctly; the dashboard, vaccination follow-up and marketplace pages all rendered live data matching the API results above, including a “Police cleared” badge on a genuinely cleared listing</w:t>
+            </w:r>
+          </w:p>
+        </w:tc>
+      </w:tr>
+      <w:tr>
+        <w:tc>
+          <w:tcPr>
+            <w:tcW w:type="dxa" w:w="2880"/>
+          </w:tcPr>
+          <w:p>
+            <w:pPr>
+              <w:spacing w:line="240" w:lineRule="auto" w:after="0"/>
+              <w:ind w:firstLine="0"/>
+            </w:pPr>
+            <w:r>
+              <w:rPr>
+                <w:rFonts w:ascii="Times New Roman" w:hAnsi="Times New Roman"/>
+                <w:b w:val="0"/>
+                <w:sz w:val="22"/>
+              </w:rPr>
+              <w:t>Jinda assistant (browser)</w:t>
+            </w:r>
+          </w:p>
+        </w:tc>
+        <w:tc>
+          <w:tcPr>
+            <w:tcW w:type="dxa" w:w="2880"/>
+          </w:tcPr>
+          <w:p>
+            <w:pPr>
+              <w:spacing w:line="240" w:lineRule="auto" w:after="0"/>
+              <w:ind w:firstLine="0"/>
+            </w:pPr>
+            <w:r>
+              <w:rPr>
+                <w:rFonts w:ascii="Times New Roman" w:hAnsi="Times New Roman"/>
+                <w:b w:val="0"/>
+                <w:sz w:val="22"/>
+              </w:rPr>
+              <w:t>Open Jinda in the logged-in web application; ask a Shona-language navigation request; ask an open-ended reasoning question</w:t>
+            </w:r>
+          </w:p>
+        </w:tc>
+        <w:tc>
+          <w:tcPr>
+            <w:tcW w:type="dxa" w:w="2880"/>
+          </w:tcPr>
+          <w:p>
+            <w:pPr>
+              <w:spacing w:line="240" w:lineRule="auto" w:after="0"/>
+              <w:ind w:firstLine="0"/>
+            </w:pPr>
+            <w:r>
+              <w:rPr>
+                <w:rFonts w:ascii="Times New Roman" w:hAnsi="Times New Roman"/>
+                <w:b w:val="0"/>
+                <w:sz w:val="22"/>
+              </w:rPr>
+              <w:t>The Shona request (“ndoda kuenda ku marketplace”) was correctly recognised and the application actually navigated to the Marketplace section. The open-ended question (why a specific vaccine was overdue and what ignoring it would do) was not answered on its merits; the assistant matched a generic health-related keyword and navigated to the Health section instead, without answering the why/what-happens part of the question</w:t>
             </w:r>
           </w:p>
         </w:tc>
@@ -4466,6 +4876,15 @@
     </w:p>
     <w:p>
       <w:pPr>
+        <w:ind w:firstLine="720"/>
+        <w:jc w:val="both"/>
+      </w:pPr>
+      <w:r>
+        <w:t>The Jinda result is reported honestly rather than favourably. The assistant's rule-based design (Chapter 3, 3.3.10) succeeds exactly where it was designed to: a request that matches a known intent, including one typed in Shona, is recognised and acted on, not merely translated. It does not succeed at open-ended reasoning, because it was never designed to: asked why a specific vaccine was overdue and what ignoring it would do, it matched the nearest keyword category and navigated there instead of answering, since no fixed rule exists for that specific compound question. This is the direct, honest consequence of the design choice recorded in Table 3.1, trading open-ended conversation for answers that are always traceable to a specific rule, and it is reported here rather than smoothed over.</w:t>
+      </w:r>
+    </w:p>
+    <w:p>
+      <w:pPr>
         <w:pStyle w:val="Heading2"/>
       </w:pPr>
       <w:r>
@@ -4478,7 +4897,7 @@
         <w:jc w:val="both"/>
       </w:pPr>
       <w:r>
-        <w:t>Every workflow objective stated in Chapter 1, objectives two through fourteen, was exercised successfully against the running platform, with the two corrections noted above now folded back into the earlier chapters rather than left as a discrepancy between documentation and behaviour. Objective fifteen, determining whether the platform's workflows operate correctly end to end, is itself answered by this chapter: they do, on the evidence gathered here. The one incomplete result, the market-rate scan re-trigger, reflects a session-specific network condition during testing rather than a defect in the scan itself, since the rates endpoint already held a genuine successful scan from an earlier date and returned it correctly when read.</w:t>
+        <w:t>Every workflow objective stated in Chapter 1, objectives two through nine and eleven through fourteen, was exercised successfully against the running platform, with the two corrections noted above now folded back into the earlier chapters rather than left as a discrepancy between documentation and behaviour. Objective twelve, the native mobile application, was confirmed to build and to reach the same backend correctly, but was not physically exercised on a device or emulator within this study, since none was available in the environment this testing was carried out in; this is recorded as a genuine limitation rather than claimed as tested. Objective fourteen's assistant was exercised honestly rather than favourably, as described above: it succeeds at its designed task and does not overreach into a task it was never designed for. Objective fifteen, determining whether the platform's workflows operate correctly end to end, is itself answered by this chapter: with the one noted exception of the mobile client's physical exercise, they do, on the evidence gathered here. The one incomplete result, the market-rate scan re-trigger, reflects a session-specific network condition during testing rather than a defect in the scan itself, since the rates endpoint already held a genuine successful scan from an earlier date and returned it correctly when read.</w:t>
       </w:r>
     </w:p>
     <w:p>

--- a/DOCUMENTATION/DISSERTATION/PFUMA_INGCEBO - Project Documentation.docx
+++ b/DOCUMENTATION/DISSERTATION/PFUMA_INGCEBO - Project Documentation.docx
@@ -1472,6 +1472,15 @@
     </w:p>
     <w:p>
       <w:pPr>
+        <w:ind w:firstLine="720"/>
+        <w:jc w:val="both"/>
+      </w:pPr>
+      <w:r>
+        <w:t>A related, more commercial gap sits alongside the legal one. A farmer with an animal to sell has no reliable way to find a buyer known to be creditworthy and genuine, and no independent figure to point to when negotiating a price, so a sale is commonly conducted by word of mouth, with a wandering buyer offering whatever price the farmer cannot readily check against anything. Certified buyers and a credible valuation are, in practice, as hard to find as a clean ownership record is.</w:t>
+      </w:r>
+    </w:p>
+    <w:p>
+      <w:pPr>
         <w:pStyle w:val="Heading2"/>
       </w:pPr>
       <w:r>
@@ -1484,7 +1493,7 @@
         <w:jc w:val="both"/>
       </w:pPr>
       <w:r>
-        <w:t>Proof of a livestock asset's ownership and health history does not currently exist in a form that a third party, whether a buyer, a police officer, or a bank, can independently trust. The professionals who each create part of that history in the course of their work, namely the farmer, the veterinary practitioner, and the police officer performing a clearance, have no shared system in which to record it, so each keeps a separate, private, and often paper-based account. The result is that a buyer cannot verify what is being purchased before paying, a police officer cannot quickly confirm that a listed animal has actually been cleared, and a bank or insurer cannot treat livestock as usable loan collateral, because no verifiable record of its value or ownership history exists to lend against.</w:t>
+        <w:t>Proof of a livestock asset's ownership and health history does not currently exist in a form that a third party, whether a buyer, a police officer, or a bank, can independently trust. The professionals who each create part of that history in the course of their work, namely the farmer, the veterinary practitioner, and the police officer performing a clearance, have no shared system in which to record it, so each keeps a separate, private, and often paper-based account. The result is that a buyer cannot verify what is being purchased before paying, a police officer cannot quickly confirm that a listed animal has actually been cleared, a bank or insurer cannot treat livestock as usable loan collateral because no verifiable record of its value or ownership history exists to lend against, and a farmer with an animal to sell has no efficient way to reach a buyer known to be certified and genuine or to point to a credible, independent valuation when a price is negotiated.</w:t>
       </w:r>
     </w:p>
     <w:p>
@@ -1501,7 +1510,7 @@
         <w:jc w:val="both"/>
       </w:pPr>
       <w:r>
-        <w:t>PFUMA/INGCEBO was developed as a multi-role web and mobile platform that connects the farmer, the veterinary practitioner, the supplier, the buyer, the police officer, and a financial institution into one shared record. Every registered animal carries an identity, a health timeline and an ownership history that each authorised role can contribute to and check. A livestock listing created for sale is held back from buyers until a police officer has recorded clearance against it, reproducing in software the ownership-and-clearance sequence already expected of a lawful sale. An animal's owner can issue a valuation certificate carrying a code that anyone, including a bank or insurer, can look up independently; its value is computed by the platform itself from the animal's weight, a per-species market rate, and a bonus reflecting the animal's logged veterinary health events, turning that health record into something that can support a loan application rather than only a private note in a practitioner's file. The same shared record drives automatic vaccination, weaning and gestation countdowns that raise a compliance case when a deadline is missed, and feeds a market-rate scan that keeps an animal's estimated value current rather than static. The platform further supports a secure messenger reaching any role directly, a farmer cooperative's shared dip-tank schedule and group veterinary request, a feed-formulation function that plans a farmer's own dry-season feed budget, a trading-journal function summarising a supplier's or buyer's own trade history, an outbreak-reporting pipeline that broadcasts a verified disease alert to every affected farmer, and a role-aware natural-language assistant that answers a farmer's health and legal-compliance questions in plain language. Every function is delivered through both a web application and a native mobile application, so no role is limited to a single device.</w:t>
+        <w:t>PFUMA/INGCEBO was developed as a multi-role web and mobile platform that connects the farmer, the veterinary practitioner, the supplier, the buyer, the police officer, and a financial institution into one shared record. Because every account on the platform has already passed the same signup-verification gate described above, a buyer reached through the marketplace is a certified one by construction, rather than a stranger a farmer must take on faith. Every registered animal carries an identity, a health timeline and an ownership history that each authorised role can contribute to and check. A livestock listing created for sale is held back from buyers until a police officer has recorded clearance against it, reproducing in software the ownership-and-clearance sequence already expected of a lawful sale. An animal's owner can issue a valuation certificate carrying a code that anyone, including a bank or insurer, can look up independently; its value is computed by the platform itself from the animal's weight, a per-species market rate, and a bonus reflecting the animal's logged veterinary health events, turning that health record into something that can support a loan application rather than only a private note in a practitioner's file. The same shared record drives automatic vaccination, weaning and gestation countdowns that raise a compliance case when a deadline is missed, and feeds a market-rate scan that keeps an animal's estimated value current rather than static. The platform further supports a secure messenger reaching any role directly, a farmer cooperative's shared dip-tank schedule and group veterinary request, a feed-formulation function that plans a farmer's own dry-season feed budget, a trading-journal function summarising a supplier's or buyer's own trade history, an outbreak-reporting pipeline that broadcasts a verified disease alert to every affected farmer, and a role-aware natural-language assistant that answers a farmer's health and legal-compliance questions in plain language. Every function is delivered through both a web application and a native mobile application, so no role is limited to a single device.</w:t>
       </w:r>
     </w:p>
     <w:p>
@@ -1697,6 +1706,15 @@
       </w:pPr>
       <w:r>
         <w:t>Academically, the project demonstrates a reusable software engineering pattern, namely registering an asset, attaching expert or authority sign-off to it, gating resale behind verification, and letting a third party check the resulting record, applied to a domain, livestock, in which the pattern has not previously been implemented as production software. The resulting system integrates role-based access control, a multi-role relational schema, a verification-gated marketplace workflow, a public certificate-lookup mechanism, a direct messaging function reaching every role, a verify-then-broadcast disease-reporting pipeline, and a role-aware natural-language assistant built on custom logic rather than a hosted third-party language model, delivered across both a web application and a native mobile application, within a single coherent platform, which is a demonstration of independent systems-design and full-stack software-engineering capability appropriate to a final-year Telecommunications Engineering project.</w:t>
+      </w:r>
+    </w:p>
+    <w:p>
+      <w:pPr>
+        <w:ind w:firstLine="720"/>
+        <w:jc w:val="both"/>
+      </w:pPr>
+      <w:r>
+        <w:t>The study is further justified by its direct relation to the taught programme. Introduction to Computer Engineering and Software Engineering I and II underlie the platform's layered client-server architecture and its requirements-to-design-to-test discipline, documented respectively in Chapter 3 and Chapter 4. Cryptography in Telecommunications is applied directly in the authentication layer: a password is never stored in plain text, only as a bcrypt hash, and every authenticated request carries a signed JSON Web Token rather than a bare identifier a client could forge. Telecommunications Planning and Project Management informed the phased schedule of work under which each objective was built and exercised in a fixed order rather than attempted simultaneously. Finally, the platform fuses the software design, database design, data-gathering, development and deployment discipline the author developed during his industrial attachment at NetOne Zimbabwe, where root-cause-analysis work on a live microwave backhaul network required the same combination of structured data capture, a defensible schema, and a deployable system that this project required.</w:t>
       </w:r>
     </w:p>
     <w:p>
